--- a/KHBD_Tin_học/Lớp_7/Tuần_32/KHBD_Tin_hoc_Lớp_7_Tiet31_Bai_13_Thuc_hanh_tong_hop_Hoan_thien_bai_trinh_chieu.docx
+++ b/KHBD_Tin_học/Lớp_7/Tuần_32/KHBD_Tin_hoc_Lớp_7_Tiet31_Bai_13_Thuc_hanh_tong_hop_Hoan_thien_bai_trinh_chieu.docx
@@ -359,34 +359,30 @@
     </w:p>
     <w:p>
       <w:pPr>
-        <w:spacing w:line="276" w:lineRule="auto" w:after="60" w:before="0"/>
-        <w:ind w:firstLine="0" w:left="850"/>
-        <w:jc w:val="both"/>
-      </w:pPr>
-      <w:r>
-        <w:rPr>
-          <w:rFonts w:ascii="Times New Roman" w:hAnsi="Times New Roman" w:eastAsia="Times New Roman"/>
-          <w:b w:val="0"/>
-          <w:i w:val="0"/>
-          <w:sz w:val="26"/>
-        </w:rPr>
-        <w:t>- Miền I. Khai thác dữ liệu và thông tin (thành tố 1.1. Duyệt, tìm kiếm và lọc dữ liệu, thông tin và nội dung số – Bậc 3): Khai thác thông tin số phục vụ bài học. (Đạt được thông qua Hoạt động 2)</w:t>
-      </w:r>
-    </w:p>
-    <w:p>
-      <w:pPr>
-        <w:spacing w:line="276" w:lineRule="auto" w:after="60" w:before="0"/>
-        <w:ind w:firstLine="0" w:left="850"/>
-        <w:jc w:val="both"/>
-      </w:pPr>
-      <w:r>
-        <w:rPr>
-          <w:rFonts w:ascii="Times New Roman" w:hAnsi="Times New Roman" w:eastAsia="Times New Roman"/>
-          <w:b w:val="0"/>
-          <w:i w:val="0"/>
-          <w:sz w:val="26"/>
-        </w:rPr>
-        <w:t>- Miền IV. An toàn (thành tố 4.1. Bảo vệ thiết bị và nội dung số – Bậc 3): Tuân thủ quy tắc an toàn thiết bị và bảo vệ dữ liệu. (Đạt được thông qua Hoạt động 3, Hoạt động 4)</w:t>
+        <w:spacing w:line="276" w:lineRule="auto" w:after="0" w:before="0"/>
+        <w:ind w:left="850" w:firstLine="0"/>
+        <w:jc w:val="both"/>
+      </w:pPr>
+      <w:r>
+        <w:rPr>
+          <w:rFonts w:ascii="Times New Roman" w:hAnsi="Times New Roman" w:cs="Times New Roman"/>
+          <w:sz w:val="26"/>
+        </w:rPr>
+        <w:t>- 3.1.CB3a: Chỉ ra được cách tạo và chỉnh sửa nội dung có khái niệm cụ thể và mang tính phổ thông bằng những định dạng rõ ràng, phổ biến. (Thiết kế, định dạng nội dung và xây dựng bài trình chiếu hấp dẫn, khoa học). (Đạt được thông qua Hoạt động 2, Hoạt động 3)</w:t>
+      </w:r>
+    </w:p>
+    <w:p>
+      <w:pPr>
+        <w:spacing w:line="276" w:lineRule="auto" w:after="0" w:before="0"/>
+        <w:ind w:left="850" w:firstLine="0"/>
+        <w:jc w:val="both"/>
+      </w:pPr>
+      <w:r>
+        <w:rPr>
+          <w:rFonts w:ascii="Times New Roman" w:hAnsi="Times New Roman" w:cs="Times New Roman"/>
+          <w:sz w:val="26"/>
+        </w:rPr>
+        <w:t>- 3.2.CB3a: Giải thích được các cách sửa đổi, tinh chỉnh, cải thiện và tích hợp các mục nội dung và thông tin mới được xác định rõ ràng để tạo ra những nội dung và thông tin mới và độc đáo. (Tích hợp hài hòa văn bản, hình ảnh và hiệu ứng đa phương tiện vào trang chiếu). (Đạt được thông qua Hoạt động 4)</w:t>
       </w:r>
     </w:p>
     <w:p>
